--- a/ky/wisdom-stories/sowing-millet-at-the-bottom.docx
+++ b/ky/wisdom-stories/sowing-millet-at-the-bottom.docx
@@ -20,7 +20,7 @@
           <w:sz w:val="34"/>
           <w:lang w:val="ky-KG"/>
         </w:rPr>
-        <w:t>Казынаны какшыта турган карыя</w:t>
+        <w:t>Түбүнө таруу айдоо</w:t>
       </w:r>
       <w:bookmarkEnd w:id="10185"/>
     </w:p>
@@ -219,7 +219,7 @@
           <w:sz w:val="22"/>
           <w:lang w:val="ky-KG"/>
         </w:rPr>
-        <w:t>— Оо, султаным! Бул жерден тезирээк кетели. Болбосо, карыянын көчөтү улам «мөмө берип», казынабызды какшытып бүтөт.</w:t>
+        <w:t>— Оо, падышам! Бул жерден тезирээк кетели. Болбосо, бул карыя талаасына көчөт эмес, казынабыздын түбүнө таруу айдап коёт!</w:t>
       </w:r>
     </w:p>
     <w:p>
@@ -243,7 +243,7 @@
           <w:sz w:val="22"/>
           <w:lang w:val="ky-KG"/>
         </w:rPr>
-        <w:t xml:space="preserve">Сабак: </w:t>
+        <w:t>Сабак: Адам өзү үчүн гана жашабайт. Бизден мурункулар тиккенди биз жедик; биз да кийинкилер үчүн тигишибиз керек.</w:t>
       </w:r>
       <w:r>
         <w:rPr>
@@ -252,7 +252,6 @@
           <w:sz w:val="22"/>
           <w:lang w:val="ky-KG"/>
         </w:rPr>
-        <w:t>Мурункулар тиккен дарактын мөмөсүн биз жедик. Эми кийинки муун үчүн көчөт тигүү — биздин кезек.</w:t>
       </w:r>
     </w:p>
     <w:p>
@@ -272,7 +271,7 @@
           <w:sz w:val="18"/>
           <w:lang w:val="ky-KG"/>
         </w:rPr>
-        <w:t>Окуя ачык интернет булактарынан алынды.</w:t>
+        <w:t>Аңгемелер ачык интернет булактарынан алынган, иллюстрациялар болсо ЖИ менен түзүлгөн.</w:t>
       </w:r>
     </w:p>
     <w:sectPr>
